--- a/templates/processed/lider.docx
+++ b/templates/processed/lider.docx
@@ -102,96 +102,97 @@
           <w:bCs w:val="1"/>
           <w:rtl w:val="0"/>
         </w:rPr>
-        <w:t xml:space="preserve">CONTRATADO: {razao_social}, pessoa jurídica inscrita no CNPJ nº {cnpj}, com endereço à Rua {endereco} CEP: {cep}, neste ato representado por seu sócio administrador, Sr. {representante}, inscrito no CPF sob o nº {cpf}, telefone {telefone}, endereço eletrônico {email} .</w:t>
-      </w:r>
-      <w:r>
-        <w:rPr>
-          <w:rFonts w:ascii="Book Antiqua" w:cs="Book Antiqua" w:eastAsia="Book Antiqua" w:hAnsi="Book Antiqua"/>
-          <w:rtl w:val="0"/>
-        </w:rPr>
-        <w:t xml:space="preserve"/>
-      </w:r>
-      <w:r>
-        <w:rPr>
-          <w:rFonts w:ascii="Book Antiqua" w:cs="Book Antiqua" w:eastAsia="Book Antiqua" w:hAnsi="Book Antiqua"/>
-          <w:b w:val="1"/>
-          <w:bCs w:val="1"/>
-          <w:highlight w:val="yellow"/>
-          <w:rtl w:val="0"/>
-        </w:rPr>
-        <w:t xml:space="preserve"/>
-      </w:r>
-      <w:r>
-        <w:rPr>
-          <w:rFonts w:ascii="Book Antiqua" w:cs="Book Antiqua" w:eastAsia="Book Antiqua" w:hAnsi="Book Antiqua"/>
-          <w:rtl w:val="0"/>
-        </w:rPr>
-        <w:t xml:space="preserve"/>
-      </w:r>
-      <w:r>
-        <w:rPr>
-          <w:rFonts w:ascii="Book Antiqua" w:cs="Book Antiqua" w:eastAsia="Book Antiqua" w:hAnsi="Book Antiqua"/>
-          <w:highlight w:val="yellow"/>
-          <w:rtl w:val="0"/>
-        </w:rPr>
-        <w:t xml:space="preserve"/>
-      </w:r>
-      <w:r>
-        <w:rPr>
-          <w:rFonts w:ascii="Book Antiqua" w:cs="Book Antiqua" w:eastAsia="Book Antiqua" w:hAnsi="Book Antiqua"/>
-          <w:rtl w:val="0"/>
-        </w:rPr>
-        <w:t xml:space="preserve"/>
-      </w:r>
-      <w:r>
-        <w:rPr>
-          <w:rFonts w:ascii="Book Antiqua" w:cs="Book Antiqua" w:eastAsia="Book Antiqua" w:hAnsi="Book Antiqua"/>
-          <w:highlight w:val="yellow"/>
-          <w:rtl w:val="0"/>
-        </w:rPr>
-        <w:t xml:space="preserve"/>
-      </w:r>
-      <w:r>
-        <w:rPr>
-          <w:rFonts w:ascii="Book Antiqua" w:cs="Book Antiqua" w:eastAsia="Book Antiqua" w:hAnsi="Book Antiqua"/>
-          <w:rtl w:val="0"/>
-        </w:rPr>
-        <w:t xml:space="preserve"/>
-      </w:r>
-      <w:r>
-        <w:rPr>
-          <w:rFonts w:ascii="Book Antiqua" w:cs="Book Antiqua" w:eastAsia="Book Antiqua" w:hAnsi="Book Antiqua"/>
-          <w:highlight w:val="yellow"/>
-          <w:rtl w:val="0"/>
-        </w:rPr>
-        <w:t xml:space="preserve"/>
-      </w:r>
-      <w:r>
-        <w:rPr>
-          <w:rFonts w:ascii="Book Antiqua" w:cs="Book Antiqua" w:eastAsia="Book Antiqua" w:hAnsi="Book Antiqua"/>
-          <w:rtl w:val="0"/>
-        </w:rPr>
-        <w:t xml:space="preserve"/>
-      </w:r>
-      <w:r>
-        <w:rPr>
-          <w:rFonts w:ascii="Book Antiqua" w:cs="Book Antiqua" w:eastAsia="Book Antiqua" w:hAnsi="Book Antiqua"/>
-          <w:highlight w:val="yellow"/>
-          <w:rtl w:val="0"/>
-        </w:rPr>
-        <w:t xml:space="preserve"/>
-      </w:r>
-      <w:r>
-        <w:rPr>
-          <w:rFonts w:ascii="Book Antiqua" w:cs="Book Antiqua" w:eastAsia="Book Antiqua" w:hAnsi="Book Antiqua"/>
-          <w:rtl w:val="0"/>
-        </w:rPr>
-        <w:t xml:space="preserve"/>
-      </w:r>
-      <w:r>
-        <w:rPr>
-          <w:rFonts w:ascii="Book Antiqua" w:cs="Book Antiqua" w:eastAsia="Book Antiqua" w:hAnsi="Book Antiqua"/>
-          <w:highlight w:val="yellow"/>
+        <w:t xml:space="preserve">CONTRATADO: </w:t>
+      </w:r>
+      <w:r>
+        <w:rPr>
+          <w:rFonts w:ascii="Book Antiqua" w:cs="Book Antiqua" w:eastAsia="Book Antiqua" w:hAnsi="Book Antiqua"/>
+          <w:rtl w:val="0"/>
+        </w:rPr>
+        <w:t xml:space="preserve">{razao_social}, pessoa jurídica inscrita no CNPJ nº {cnpj}, com endereço à Rua {endereco} CEP: {cep}, neste ato representado por seu sócio administrador, Sr. {representante}, inscrito no CPF sob o nº {cpf}, telefone {telefone}, endereço eletrônico {email} .</w:t>
+      </w:r>
+      <w:r>
+        <w:rPr>
+          <w:rFonts w:ascii="Book Antiqua" w:cs="Book Antiqua" w:eastAsia="Book Antiqua" w:hAnsi="Book Antiqua"/>
+          <w:rtl w:val="0"/>
+        </w:rPr>
+        <w:t xml:space="preserve"/>
+      </w:r>
+      <w:r>
+        <w:rPr>
+          <w:rFonts w:ascii="Book Antiqua" w:cs="Book Antiqua" w:eastAsia="Book Antiqua" w:hAnsi="Book Antiqua"/>
+          <w:b w:val="1"/>
+          <w:bCs w:val="1"/>
+          <w:rtl w:val="0"/>
+        </w:rPr>
+        <w:t xml:space="preserve"/>
+      </w:r>
+      <w:r>
+        <w:rPr>
+          <w:rFonts w:ascii="Book Antiqua" w:cs="Book Antiqua" w:eastAsia="Book Antiqua" w:hAnsi="Book Antiqua"/>
+          <w:rtl w:val="0"/>
+        </w:rPr>
+        <w:t xml:space="preserve"/>
+      </w:r>
+      <w:r>
+        <w:rPr>
+          <w:rFonts w:ascii="Book Antiqua" w:cs="Book Antiqua" w:eastAsia="Book Antiqua" w:hAnsi="Book Antiqua"/>
+          <w:rtl w:val="0"/>
+        </w:rPr>
+        <w:t xml:space="preserve"/>
+      </w:r>
+      <w:r>
+        <w:rPr>
+          <w:rFonts w:ascii="Book Antiqua" w:cs="Book Antiqua" w:eastAsia="Book Antiqua" w:hAnsi="Book Antiqua"/>
+          <w:rtl w:val="0"/>
+        </w:rPr>
+        <w:t xml:space="preserve"/>
+      </w:r>
+      <w:r>
+        <w:rPr>
+          <w:rFonts w:ascii="Book Antiqua" w:cs="Book Antiqua" w:eastAsia="Book Antiqua" w:hAnsi="Book Antiqua"/>
+          <w:rtl w:val="0"/>
+        </w:rPr>
+        <w:t xml:space="preserve"/>
+      </w:r>
+      <w:r>
+        <w:rPr>
+          <w:rFonts w:ascii="Book Antiqua" w:cs="Book Antiqua" w:eastAsia="Book Antiqua" w:hAnsi="Book Antiqua"/>
+          <w:rtl w:val="0"/>
+        </w:rPr>
+        <w:t xml:space="preserve"/>
+      </w:r>
+      <w:r>
+        <w:rPr>
+          <w:rFonts w:ascii="Book Antiqua" w:cs="Book Antiqua" w:eastAsia="Book Antiqua" w:hAnsi="Book Antiqua"/>
+          <w:rtl w:val="0"/>
+        </w:rPr>
+        <w:t xml:space="preserve"/>
+      </w:r>
+      <w:r>
+        <w:rPr>
+          <w:rFonts w:ascii="Book Antiqua" w:cs="Book Antiqua" w:eastAsia="Book Antiqua" w:hAnsi="Book Antiqua"/>
+          <w:rtl w:val="0"/>
+        </w:rPr>
+        <w:t xml:space="preserve"/>
+      </w:r>
+      <w:r>
+        <w:rPr>
+          <w:rFonts w:ascii="Book Antiqua" w:cs="Book Antiqua" w:eastAsia="Book Antiqua" w:hAnsi="Book Antiqua"/>
+          <w:rtl w:val="0"/>
+        </w:rPr>
+        <w:t xml:space="preserve"/>
+      </w:r>
+      <w:r>
+        <w:rPr>
+          <w:rFonts w:ascii="Book Antiqua" w:cs="Book Antiqua" w:eastAsia="Book Antiqua" w:hAnsi="Book Antiqua"/>
+          <w:rtl w:val="0"/>
+        </w:rPr>
+        <w:t xml:space="preserve"/>
+      </w:r>
+      <w:r>
+        <w:rPr>
+          <w:rFonts w:ascii="Book Antiqua" w:cs="Book Antiqua" w:eastAsia="Book Antiqua" w:hAnsi="Book Antiqua"/>
           <w:rtl w:val="0"/>
         </w:rPr>
         <w:t xml:space="preserve"/>
@@ -215,7 +216,6 @@
         <w:rPr>
           <w:rFonts w:ascii="Book Antiqua" w:cs="Book Antiqua" w:eastAsia="Book Antiqua" w:hAnsi="Book Antiqua"/>
           <w:color w:val="ff0000"/>
-          <w:highlight w:val="yellow"/>
           <w:rtl w:val="0"/>
         </w:rPr>
         <w:t xml:space="preserve"/>
@@ -231,7 +231,6 @@
         <w:r>
           <w:rPr>
             <w:rFonts w:ascii="Book Antiqua" w:cs="Book Antiqua" w:eastAsia="Book Antiqua" w:hAnsi="Book Antiqua"/>
-            <w:highlight w:val="yellow"/>
             <w:u w:val="single"/>
             <w:rtl w:val="0"/>
           </w:rPr>
@@ -267,7 +266,7 @@
           <w:rFonts w:ascii="Book Antiqua" w:cs="Book Antiqua" w:eastAsia="Book Antiqua" w:hAnsi="Book Antiqua"/>
           <w:rtl w:val="0"/>
         </w:rPr>
-        <w:t xml:space="preserve">resolvem as partes celebrar o presente Contrato de prestação de serviços de Líder Técnico, que será regido pelas seguintes cláusulas e condições:</w:t>
+        <w:t xml:space="preserve">resolvem as partes celebrar o presente Contrato de prestação de serviços de {nome_cargo}, que será regido pelas seguintes cláusulas e condições:</w:t>
       </w:r>
     </w:p>
     <w:p>
@@ -305,22 +304,21 @@
           <w:rFonts w:ascii="Book Antiqua" w:cs="Book Antiqua" w:eastAsia="Book Antiqua" w:hAnsi="Book Antiqua"/>
           <w:rtl w:val="0"/>
         </w:rPr>
-        <w:t xml:space="preserve">1.1- O CONTRATADO obriga-se, pelo presente instrumento e na melhor forma de direito, a executar, em benefício da CONTRATANTE, os serviços de </w:t>
-      </w:r>
-      <w:r>
-        <w:rPr>
-          <w:rFonts w:ascii="Book Antiqua" w:cs="Book Antiqua" w:eastAsia="Book Antiqua" w:hAnsi="Book Antiqua"/>
-          <w:highlight w:val="yellow"/>
-          <w:rtl w:val="0"/>
-        </w:rPr>
-        <w:t xml:space="preserve">Líder Técnico da Equipe Operacional de Tráfego Pago</w:t>
-      </w:r>
-      <w:r>
-        <w:rPr>
-          <w:rFonts w:ascii="Book Antiqua" w:cs="Book Antiqua" w:eastAsia="Book Antiqua" w:hAnsi="Book Antiqua"/>
-          <w:rtl w:val="0"/>
-        </w:rPr>
-        <w:t xml:space="preserve"> competindo-lhe, especialmente, as seguintes atividades:</w:t>
+        <w:t xml:space="preserve">1.1- O CONTRATADO obriga-se, pelo presente instrumento e na melhor forma de direito, a executar, em benefício da CONTRATANTE, os serviços de {nome_cargo} da Equipe Operacional de Tráfego Pago competindo-lhe, especialmente, as seguintes atividades:</w:t>
+      </w:r>
+      <w:r>
+        <w:rPr>
+          <w:rFonts w:ascii="Book Antiqua" w:cs="Book Antiqua" w:eastAsia="Book Antiqua" w:hAnsi="Book Antiqua"/>
+          <w:rtl w:val="0"/>
+        </w:rPr>
+        <w:t xml:space="preserve"/>
+      </w:r>
+      <w:r>
+        <w:rPr>
+          <w:rFonts w:ascii="Book Antiqua" w:cs="Book Antiqua" w:eastAsia="Book Antiqua" w:hAnsi="Book Antiqua"/>
+          <w:rtl w:val="0"/>
+        </w:rPr>
+        <w:t xml:space="preserve"/>
       </w:r>
     </w:p>
     <w:p>
@@ -932,7 +930,6 @@
       <w:r>
         <w:rPr>
           <w:rFonts w:ascii="Book Antiqua" w:cs="Book Antiqua" w:eastAsia="Book Antiqua" w:hAnsi="Book Antiqua"/>
-          <w:highlight w:val="yellow"/>
           <w:rtl w:val="0"/>
         </w:rPr>
         <w:t xml:space="preserve"/>
@@ -964,15 +961,13 @@
         <w:rPr>
           <w:rFonts w:ascii="Book Antiqua" w:cs="Book Antiqua" w:eastAsia="Book Antiqua" w:hAnsi="Book Antiqua"/>
           <w:color w:val="ff0000"/>
-          <w:highlight w:val="yellow"/>
-          <w:rtl w:val="0"/>
-        </w:rPr>
-        <w:t xml:space="preserve"/>
-      </w:r>
-      <w:r>
-        <w:rPr>
-          <w:rFonts w:ascii="Book Antiqua" w:cs="Book Antiqua" w:eastAsia="Book Antiqua" w:hAnsi="Book Antiqua"/>
-          <w:highlight w:val="yellow"/>
+          <w:rtl w:val="0"/>
+        </w:rPr>
+        <w:t xml:space="preserve"/>
+      </w:r>
+      <w:r>
+        <w:rPr>
+          <w:rFonts w:ascii="Book Antiqua" w:cs="Book Antiqua" w:eastAsia="Book Antiqua" w:hAnsi="Book Antiqua"/>
           <w:rtl w:val="0"/>
         </w:rPr>
         <w:t xml:space="preserve"/>
@@ -981,7 +976,6 @@
         <w:rPr>
           <w:rFonts w:ascii="Book Antiqua" w:cs="Book Antiqua" w:eastAsia="Book Antiqua" w:hAnsi="Book Antiqua"/>
           <w:color w:val="ff0000"/>
-          <w:highlight w:val="yellow"/>
           <w:rtl w:val="0"/>
         </w:rPr>
         <w:t xml:space="preserve"/>
@@ -1015,7 +1009,7 @@
           <w:rFonts w:ascii="Book Antiqua" w:cs="Book Antiqua" w:eastAsia="Book Antiqua" w:hAnsi="Book Antiqua"/>
           <w:rtl w:val="0"/>
         </w:rPr>
-        <w:t xml:space="preserve">§1°- Os valores serão pagos via PIX, transferência ou depósito bancário.</w:t>
+        <w:t xml:space="preserve">§1°- Os valores serão pagos via PIX, transferência ou depósito bancário, por meio da chave vinculada ao {chave_pix}.</w:t>
       </w:r>
     </w:p>
     <w:p>
@@ -1852,7 +1846,6 @@
           <w:b w:val="1"/>
           <w:bCs w:val="1"/>
           <w:color w:val="ff0000"/>
-          <w:highlight w:val="yellow"/>
         </w:rPr>
         <w:sectPr>
           <w:type w:val="continuous"/>
@@ -1869,10 +1862,9 @@
           <w:rFonts w:ascii="Book Antiqua" w:cs="Book Antiqua" w:eastAsia="Book Antiqua" w:hAnsi="Book Antiqua"/>
           <w:b w:val="1"/>
           <w:bCs w:val="1"/>
-          <w:highlight w:val="yellow"/>
-          <w:rtl w:val="0"/>
-        </w:rPr>
-        <w:t xml:space="preserve">CONTRATADA </w:t>
+          <w:rtl w:val="0"/>
+        </w:rPr>
+        <w:t xml:space="preserve">{representante}</w:t>
       </w:r>
       <w:r>
         <w:rPr>
